--- a/DOCS/CHI_PHI_TRACKING_500_XE.docx
+++ b/DOCS/CHI_PHI_TRACKING_500_XE.docx
@@ -3076,171 +3076,6 @@
     </w:p>
     <w:p>
       <w:pPr>
-        <w:jc w:val="both"/>
-      </w:pPr>
-      <w:r>
-        <w:t>---</w:t>
-      </w:r>
-    </w:p>
-    <w:p>
-      <w:pPr>
-        <w:pStyle w:val="Heading1"/>
-      </w:pPr>
-      <w:r>
-        <w:rPr>
-          <w:color w:val="145C4A"/>
-        </w:rPr>
-        <w:t>10. Đề nghị</w:t>
-      </w:r>
-    </w:p>
-    <w:p>
-      <w:pPr>
-        <w:jc w:val="both"/>
-      </w:pPr>
-      <w:r>
-        <w:rPr>
-          <w:b/>
-        </w:rPr>
-        <w:t>Tầng một, làm ngay, chi phí gần như bằng không.</w:t>
-      </w:r>
-      <w:r>
-        <w:t xml:space="preserve"> Điện thoại tài xế cho toàn bộ đội, kể cả xe</w:t>
-      </w:r>
-    </w:p>
-    <w:p>
-      <w:pPr>
-        <w:jc w:val="both"/>
-      </w:pPr>
-      <w:r>
-        <w:t>liên kết. Đã chạy được trong hệ thống, chỉ cần bảo tài xế bật. Trước khi mở rộng thì làm ba việc ở</w:t>
-      </w:r>
-    </w:p>
-    <w:p>
-      <w:pPr>
-        <w:jc w:val="both"/>
-      </w:pPr>
-      <w:r>
-        <w:t>mục 7 để cơ sở dữ liệu không phình.</w:t>
-      </w:r>
-    </w:p>
-    <w:p>
-      <w:pPr>
-        <w:jc w:val="both"/>
-      </w:pPr>
-      <w:r>
-        <w:rPr>
-          <w:b/>
-        </w:rPr>
-        <w:t>Tầng hai, làm sau, chỉ cho xe nhà.</w:t>
-      </w:r>
-      <w:r>
-        <w:t xml:space="preserve"> Thiết bị GPS kèm cảm biến mức dầu. Đừng mua vì vị trí, hãy</w:t>
-      </w:r>
-    </w:p>
-    <w:p>
-      <w:pPr>
-        <w:jc w:val="both"/>
-      </w:pPr>
-      <w:r>
-        <w:t>mua vì dầu. Nên thử 10 xe trong ba tháng, đo xem mức dầu báo về có khớp với số lít khai trên phiếu</w:t>
-      </w:r>
-    </w:p>
-    <w:p>
-      <w:pPr>
-        <w:jc w:val="both"/>
-      </w:pPr>
-      <w:r>
-        <w:t>xuất xe không, rồi mới quyết mua cho cả đội.</w:t>
-      </w:r>
-    </w:p>
-    <w:p>
-      <w:pPr>
-        <w:jc w:val="both"/>
-      </w:pPr>
-      <w:r>
-        <w:rPr>
-          <w:b/>
-        </w:rPr>
-        <w:t>Không nên thuê nền tảng của hãng thiết bị.</w:t>
-      </w:r>
-      <w:r>
-        <w:t xml:space="preserve"> Tốn thêm 90.000 USD ba năm, mà dữ liệu lại nằm ngoài</w:t>
-      </w:r>
-    </w:p>
-    <w:p>
-      <w:pPr>
-        <w:jc w:val="both"/>
-      </w:pPr>
-      <w:r>
-        <w:t>hệ thống của mình, vẫn phải làm thêm một lớp nối để ghép vào phiếu xuất xe. Hệ thống EPL đã có sẵn</w:t>
-      </w:r>
-    </w:p>
-    <w:p>
-      <w:pPr>
-        <w:jc w:val="both"/>
-      </w:pPr>
-      <w:r>
-        <w:t>chỗ nhận vị trí, hãng nào cũng đẩy được vào đó.</w:t>
-      </w:r>
-    </w:p>
-    <w:p>
-      <w:pPr>
-        <w:jc w:val="both"/>
-      </w:pPr>
-      <w:r>
-        <w:rPr>
-          <w:b/>
-        </w:rPr>
-        <w:t>Về API Google.</w:t>
-      </w:r>
-      <w:r>
-        <w:t xml:space="preserve"> Khi anh có khoá thì nối hai thứ đáng tiền nhất: </w:t>
-      </w:r>
-      <w:r>
-        <w:rPr>
-          <w:b/>
-        </w:rPr>
-        <w:t>Routes</w:t>
-      </w:r>
-      <w:r>
-        <w:t xml:space="preserve"> để vẽ đường đi thật</w:t>
-      </w:r>
-    </w:p>
-    <w:p>
-      <w:pPr>
-        <w:jc w:val="both"/>
-      </w:pPr>
-      <w:r>
-        <w:t xml:space="preserve">theo đường bộ thay cho đường thẳng nối các mốc, và </w:t>
-      </w:r>
-      <w:r>
-        <w:rPr>
-          <w:b/>
-        </w:rPr>
-        <w:t>Geocoding</w:t>
-      </w:r>
-      <w:r>
-        <w:t xml:space="preserve"> để gõ tên điểm là ra toạ độ, khỏi</w:t>
-      </w:r>
-    </w:p>
-    <w:p>
-      <w:pPr>
-        <w:jc w:val="both"/>
-      </w:pPr>
-      <w:r>
-        <w:t>nhập tay vĩ độ kinh độ. Nền bản đồ thì giữ Esri cũng được, đổi sang Google ít lợi mà tốn tiền.</w:t>
-      </w:r>
-    </w:p>
-    <w:p>
-      <w:pPr>
-        <w:jc w:val="both"/>
-      </w:pPr>
-      <w:r>
-        <w:t>---</w:t>
-      </w:r>
-    </w:p>
-    <w:p>
-      <w:pPr>
         <w:pStyle w:val="Heading1"/>
       </w:pPr>
       <w:r>
